--- a/Josephus linelist/Таблица.docx
+++ b/Josephus linelist/Таблица.docx
@@ -159,15 +159,7 @@
                 <w:sz w:val="24"/>
                 <w:szCs w:val="24"/>
               </w:rPr>
-              <w:t>0.00</w:t>
-            </w:r>
-            <w:r>
-              <w:rPr>
-                <w:rFonts w:ascii="Times New Roman" w:hAnsi="Times New Roman" w:cs="Times New Roman"/>
-                <w:sz w:val="24"/>
-                <w:szCs w:val="24"/>
-              </w:rPr>
-              <w:t>0332</w:t>
+              <w:t>2e-06</w:t>
             </w:r>
           </w:p>
         </w:tc>
@@ -235,15 +227,7 @@
                 <w:sz w:val="24"/>
                 <w:szCs w:val="24"/>
               </w:rPr>
-              <w:t>0.0</w:t>
-            </w:r>
-            <w:r>
-              <w:rPr>
-                <w:rFonts w:ascii="Times New Roman" w:hAnsi="Times New Roman" w:cs="Times New Roman"/>
-                <w:sz w:val="24"/>
-                <w:szCs w:val="24"/>
-              </w:rPr>
-              <w:t>07329</w:t>
+              <w:t>1.9e-05</w:t>
             </w:r>
           </w:p>
         </w:tc>
@@ -313,15 +297,7 @@
                 <w:sz w:val="24"/>
                 <w:szCs w:val="24"/>
               </w:rPr>
-              <w:t>0.0</w:t>
-            </w:r>
-            <w:r>
-              <w:rPr>
-                <w:rFonts w:ascii="Times New Roman" w:hAnsi="Times New Roman" w:cs="Times New Roman"/>
-                <w:sz w:val="24"/>
-                <w:szCs w:val="24"/>
-              </w:rPr>
-              <w:t>43386</w:t>
+              <w:t>3.1e-05</w:t>
             </w:r>
           </w:p>
         </w:tc>
@@ -391,15 +367,7 @@
                 <w:sz w:val="24"/>
                 <w:szCs w:val="24"/>
               </w:rPr>
-              <w:t>0.</w:t>
-            </w:r>
-            <w:r>
-              <w:rPr>
-                <w:rFonts w:ascii="Times New Roman" w:hAnsi="Times New Roman" w:cs="Times New Roman"/>
-                <w:sz w:val="24"/>
-                <w:szCs w:val="24"/>
-              </w:rPr>
-              <w:t>806428</w:t>
+              <w:t>0.000153</w:t>
             </w:r>
           </w:p>
         </w:tc>
@@ -469,7 +437,7 @@
                 <w:sz w:val="24"/>
                 <w:szCs w:val="24"/>
               </w:rPr>
-              <w:t>3.48488</w:t>
+              <w:t>0.00031</w:t>
             </w:r>
           </w:p>
         </w:tc>
@@ -539,7 +507,7 @@
                 <w:sz w:val="24"/>
                 <w:szCs w:val="24"/>
               </w:rPr>
-              <w:t>82.5997</w:t>
+              <w:t>0.001461</w:t>
             </w:r>
           </w:p>
         </w:tc>
@@ -606,17 +574,8 @@
                 <w:rFonts w:ascii="Times New Roman" w:hAnsi="Times New Roman" w:cs="Times New Roman"/>
                 <w:sz w:val="24"/>
                 <w:szCs w:val="24"/>
-                <w:lang w:val="en-US"/>
-              </w:rPr>
-              <w:t>4</w:t>
-            </w:r>
-            <w:r>
-              <w:rPr>
-                <w:rFonts w:ascii="Times New Roman" w:hAnsi="Times New Roman" w:cs="Times New Roman"/>
-                <w:sz w:val="24"/>
-                <w:szCs w:val="24"/>
-              </w:rPr>
-              <w:t>16.507</w:t>
+              </w:rPr>
+              <w:t>0.002973</w:t>
             </w:r>
           </w:p>
         </w:tc>

--- a/Josephus linelist/Таблица.docx
+++ b/Josephus linelist/Таблица.docx
@@ -151,15 +151,17 @@
                 <w:rFonts w:ascii="Times New Roman" w:hAnsi="Times New Roman" w:cs="Times New Roman"/>
                 <w:sz w:val="24"/>
                 <w:szCs w:val="24"/>
-              </w:rPr>
-            </w:pPr>
-            <w:r>
-              <w:rPr>
-                <w:rFonts w:ascii="Times New Roman" w:hAnsi="Times New Roman" w:cs="Times New Roman"/>
-                <w:sz w:val="24"/>
-                <w:szCs w:val="24"/>
-              </w:rPr>
-              <w:t>2e-06</w:t>
+                <w:lang w:val="en-US"/>
+              </w:rPr>
+            </w:pPr>
+            <w:r>
+              <w:rPr>
+                <w:rFonts w:ascii="Times New Roman" w:hAnsi="Times New Roman" w:cs="Times New Roman"/>
+                <w:sz w:val="24"/>
+                <w:szCs w:val="24"/>
+                <w:lang w:val="en-US"/>
+              </w:rPr>
+              <w:t>3.3e-05</w:t>
             </w:r>
           </w:p>
         </w:tc>
@@ -219,15 +221,17 @@
                 <w:rFonts w:ascii="Times New Roman" w:hAnsi="Times New Roman" w:cs="Times New Roman"/>
                 <w:sz w:val="24"/>
                 <w:szCs w:val="24"/>
-              </w:rPr>
-            </w:pPr>
-            <w:r>
-              <w:rPr>
-                <w:rFonts w:ascii="Times New Roman" w:hAnsi="Times New Roman" w:cs="Times New Roman"/>
-                <w:sz w:val="24"/>
-                <w:szCs w:val="24"/>
-              </w:rPr>
-              <w:t>1.9e-05</w:t>
+                <w:lang w:val="en-US"/>
+              </w:rPr>
+            </w:pPr>
+            <w:r>
+              <w:rPr>
+                <w:rFonts w:ascii="Times New Roman" w:hAnsi="Times New Roman" w:cs="Times New Roman"/>
+                <w:sz w:val="24"/>
+                <w:szCs w:val="24"/>
+                <w:lang w:val="en-US"/>
+              </w:rPr>
+              <w:t>0.000172</w:t>
             </w:r>
           </w:p>
         </w:tc>
@@ -289,15 +293,17 @@
                 <w:rFonts w:ascii="Times New Roman" w:hAnsi="Times New Roman" w:cs="Times New Roman"/>
                 <w:sz w:val="24"/>
                 <w:szCs w:val="24"/>
-              </w:rPr>
-            </w:pPr>
-            <w:r>
-              <w:rPr>
-                <w:rFonts w:ascii="Times New Roman" w:hAnsi="Times New Roman" w:cs="Times New Roman"/>
-                <w:sz w:val="24"/>
-                <w:szCs w:val="24"/>
-              </w:rPr>
-              <w:t>3.1e-05</w:t>
+                <w:lang w:val="en-US"/>
+              </w:rPr>
+            </w:pPr>
+            <w:r>
+              <w:rPr>
+                <w:rFonts w:ascii="Times New Roman" w:hAnsi="Times New Roman" w:cs="Times New Roman"/>
+                <w:sz w:val="24"/>
+                <w:szCs w:val="24"/>
+                <w:lang w:val="en-US"/>
+              </w:rPr>
+              <w:t>0.000284</w:t>
             </w:r>
           </w:p>
         </w:tc>
@@ -359,15 +365,17 @@
                 <w:rFonts w:ascii="Times New Roman" w:hAnsi="Times New Roman" w:cs="Times New Roman"/>
                 <w:sz w:val="24"/>
                 <w:szCs w:val="24"/>
-              </w:rPr>
-            </w:pPr>
-            <w:r>
-              <w:rPr>
-                <w:rFonts w:ascii="Times New Roman" w:hAnsi="Times New Roman" w:cs="Times New Roman"/>
-                <w:sz w:val="24"/>
-                <w:szCs w:val="24"/>
-              </w:rPr>
-              <w:t>0.000153</w:t>
+                <w:lang w:val="en-US"/>
+              </w:rPr>
+            </w:pPr>
+            <w:r>
+              <w:rPr>
+                <w:rFonts w:ascii="Times New Roman" w:hAnsi="Times New Roman" w:cs="Times New Roman"/>
+                <w:sz w:val="24"/>
+                <w:szCs w:val="24"/>
+                <w:lang w:val="en-US"/>
+              </w:rPr>
+              <w:t>0.001395</w:t>
             </w:r>
           </w:p>
         </w:tc>
@@ -429,15 +437,17 @@
                 <w:rFonts w:ascii="Times New Roman" w:hAnsi="Times New Roman" w:cs="Times New Roman"/>
                 <w:sz w:val="24"/>
                 <w:szCs w:val="24"/>
-              </w:rPr>
-            </w:pPr>
-            <w:r>
-              <w:rPr>
-                <w:rFonts w:ascii="Times New Roman" w:hAnsi="Times New Roman" w:cs="Times New Roman"/>
-                <w:sz w:val="24"/>
-                <w:szCs w:val="24"/>
-              </w:rPr>
-              <w:t>0.00031</w:t>
+                <w:lang w:val="en-US"/>
+              </w:rPr>
+            </w:pPr>
+            <w:r>
+              <w:rPr>
+                <w:rFonts w:ascii="Times New Roman" w:hAnsi="Times New Roman" w:cs="Times New Roman"/>
+                <w:sz w:val="24"/>
+                <w:szCs w:val="24"/>
+                <w:lang w:val="en-US"/>
+              </w:rPr>
+              <w:t>0.00275</w:t>
             </w:r>
           </w:p>
         </w:tc>
@@ -499,15 +509,17 @@
                 <w:rFonts w:ascii="Times New Roman" w:hAnsi="Times New Roman" w:cs="Times New Roman"/>
                 <w:sz w:val="24"/>
                 <w:szCs w:val="24"/>
-              </w:rPr>
-            </w:pPr>
-            <w:r>
-              <w:rPr>
-                <w:rFonts w:ascii="Times New Roman" w:hAnsi="Times New Roman" w:cs="Times New Roman"/>
-                <w:sz w:val="24"/>
-                <w:szCs w:val="24"/>
-              </w:rPr>
-              <w:t>0.001461</w:t>
+                <w:lang w:val="en-US"/>
+              </w:rPr>
+            </w:pPr>
+            <w:r>
+              <w:rPr>
+                <w:rFonts w:ascii="Times New Roman" w:hAnsi="Times New Roman" w:cs="Times New Roman"/>
+                <w:sz w:val="24"/>
+                <w:szCs w:val="24"/>
+                <w:lang w:val="en-US"/>
+              </w:rPr>
+              <w:t>0.013619</w:t>
             </w:r>
           </w:p>
         </w:tc>
@@ -567,15 +579,17 @@
                 <w:rFonts w:ascii="Times New Roman" w:hAnsi="Times New Roman" w:cs="Times New Roman"/>
                 <w:sz w:val="24"/>
                 <w:szCs w:val="24"/>
-              </w:rPr>
-            </w:pPr>
-            <w:r>
-              <w:rPr>
-                <w:rFonts w:ascii="Times New Roman" w:hAnsi="Times New Roman" w:cs="Times New Roman"/>
-                <w:sz w:val="24"/>
-                <w:szCs w:val="24"/>
-              </w:rPr>
-              <w:t>0.002973</w:t>
+                <w:lang w:val="en-US"/>
+              </w:rPr>
+            </w:pPr>
+            <w:r>
+              <w:rPr>
+                <w:rFonts w:ascii="Times New Roman" w:hAnsi="Times New Roman" w:cs="Times New Roman"/>
+                <w:sz w:val="24"/>
+                <w:szCs w:val="24"/>
+                <w:lang w:val="en-US"/>
+              </w:rPr>
+              <w:t>0.028703</w:t>
             </w:r>
           </w:p>
         </w:tc>
